--- a/Week 4/Week -4(Microservices with API gateway).docx
+++ b/Week 4/Week -4(Microservices with API gateway).docx
@@ -40,29 +40,7 @@
           <w:sz w:val="52"/>
           <w:szCs w:val="52"/>
         </w:rPr>
-        <w:t xml:space="preserve">-Hands </w:t>
-      </w:r>
-      <w:proofErr w:type="gramStart"/>
-      <w:r>
-        <w:rPr>
-          <w:rFonts w:ascii="Times New Roman" w:hAnsi="Times New Roman" w:cs="Times New Roman"/>
-          <w:b/>
-          <w:bCs/>
-          <w:sz w:val="52"/>
-          <w:szCs w:val="52"/>
-        </w:rPr>
-        <w:t>on :</w:t>
-      </w:r>
-      <w:proofErr w:type="gramEnd"/>
-      <w:r>
-        <w:rPr>
-          <w:rFonts w:ascii="Times New Roman" w:hAnsi="Times New Roman" w:cs="Times New Roman"/>
-          <w:b/>
-          <w:bCs/>
-          <w:sz w:val="52"/>
-          <w:szCs w:val="52"/>
-        </w:rPr>
-        <w:t xml:space="preserve">  Microservices with API gateway</w:t>
+        <w:t>-Hands on :  Microservices with API gateway</w:t>
       </w:r>
     </w:p>
     <w:p>
@@ -179,7 +157,6 @@
         </w:rPr>
         <w:t xml:space="preserve">package </w:t>
       </w:r>
-      <w:proofErr w:type="spellStart"/>
       <w:proofErr w:type="gramStart"/>
       <w:r>
         <w:rPr>
@@ -207,7 +184,6 @@
         </w:rPr>
         <w:t>account.Model</w:t>
       </w:r>
-      <w:proofErr w:type="spellEnd"/>
       <w:proofErr w:type="gramEnd"/>
       <w:r>
         <w:rPr>
@@ -383,7 +359,6 @@
         </w:rPr>
         <w:t xml:space="preserve">       </w:t>
       </w:r>
-      <w:proofErr w:type="spellStart"/>
       <w:proofErr w:type="gramStart"/>
       <w:r>
         <w:rPr>
@@ -393,7 +368,6 @@
         </w:rPr>
         <w:t>this.number</w:t>
       </w:r>
-      <w:proofErr w:type="spellEnd"/>
       <w:proofErr w:type="gramEnd"/>
       <w:r>
         <w:rPr>
@@ -420,7 +394,6 @@
         </w:rPr>
         <w:t xml:space="preserve">       </w:t>
       </w:r>
-      <w:proofErr w:type="spellStart"/>
       <w:proofErr w:type="gramStart"/>
       <w:r>
         <w:rPr>
@@ -430,7 +403,6 @@
         </w:rPr>
         <w:t>this.type</w:t>
       </w:r>
-      <w:proofErr w:type="spellEnd"/>
       <w:proofErr w:type="gramEnd"/>
       <w:r>
         <w:rPr>
@@ -457,7 +429,6 @@
         </w:rPr>
         <w:t xml:space="preserve">       </w:t>
       </w:r>
-      <w:proofErr w:type="spellStart"/>
       <w:proofErr w:type="gramStart"/>
       <w:r>
         <w:rPr>
@@ -467,7 +438,6 @@
         </w:rPr>
         <w:t>this.balance</w:t>
       </w:r>
-      <w:proofErr w:type="spellEnd"/>
       <w:proofErr w:type="gramEnd"/>
       <w:r>
         <w:rPr>
@@ -511,24 +481,14 @@
         </w:rPr>
         <w:t xml:space="preserve">   public String </w:t>
       </w:r>
-      <w:proofErr w:type="spellStart"/>
-      <w:proofErr w:type="gramStart"/>
-      <w:r>
-        <w:rPr>
-          <w:rFonts w:ascii="Times New Roman" w:hAnsi="Times New Roman" w:cs="Times New Roman"/>
-          <w:sz w:val="32"/>
-          <w:szCs w:val="32"/>
-        </w:rPr>
-        <w:t>getNumber</w:t>
-      </w:r>
-      <w:proofErr w:type="spellEnd"/>
-      <w:r>
-        <w:rPr>
-          <w:rFonts w:ascii="Times New Roman" w:hAnsi="Times New Roman" w:cs="Times New Roman"/>
-          <w:sz w:val="32"/>
-          <w:szCs w:val="32"/>
-        </w:rPr>
-        <w:t>(){</w:t>
+      <w:proofErr w:type="gramStart"/>
+      <w:r>
+        <w:rPr>
+          <w:rFonts w:ascii="Times New Roman" w:hAnsi="Times New Roman" w:cs="Times New Roman"/>
+          <w:sz w:val="32"/>
+          <w:szCs w:val="32"/>
+        </w:rPr>
+        <w:t>getNumber(){</w:t>
       </w:r>
       <w:proofErr w:type="gramEnd"/>
     </w:p>
@@ -582,7 +542,6 @@
         </w:rPr>
         <w:t xml:space="preserve">   public String </w:t>
       </w:r>
-      <w:proofErr w:type="spellStart"/>
       <w:proofErr w:type="gramStart"/>
       <w:r>
         <w:rPr>
@@ -598,16 +557,7 @@
           <w:sz w:val="32"/>
           <w:szCs w:val="32"/>
         </w:rPr>
-        <w:t>ype</w:t>
-      </w:r>
-      <w:proofErr w:type="spellEnd"/>
-      <w:r>
-        <w:rPr>
-          <w:rFonts w:ascii="Times New Roman" w:hAnsi="Times New Roman" w:cs="Times New Roman"/>
-          <w:sz w:val="32"/>
-          <w:szCs w:val="32"/>
-        </w:rPr>
-        <w:t>(){</w:t>
+        <w:t>ype(){</w:t>
       </w:r>
       <w:proofErr w:type="gramEnd"/>
     </w:p>
@@ -662,24 +612,14 @@
         </w:rPr>
         <w:t xml:space="preserve">   public double </w:t>
       </w:r>
-      <w:proofErr w:type="spellStart"/>
-      <w:proofErr w:type="gramStart"/>
-      <w:r>
-        <w:rPr>
-          <w:rFonts w:ascii="Times New Roman" w:hAnsi="Times New Roman" w:cs="Times New Roman"/>
-          <w:sz w:val="32"/>
-          <w:szCs w:val="32"/>
-        </w:rPr>
-        <w:t>getBalance</w:t>
-      </w:r>
-      <w:proofErr w:type="spellEnd"/>
-      <w:r>
-        <w:rPr>
-          <w:rFonts w:ascii="Times New Roman" w:hAnsi="Times New Roman" w:cs="Times New Roman"/>
-          <w:sz w:val="32"/>
-          <w:szCs w:val="32"/>
-        </w:rPr>
-        <w:t>(){</w:t>
+      <w:proofErr w:type="gramStart"/>
+      <w:r>
+        <w:rPr>
+          <w:rFonts w:ascii="Times New Roman" w:hAnsi="Times New Roman" w:cs="Times New Roman"/>
+          <w:sz w:val="32"/>
+          <w:szCs w:val="32"/>
+        </w:rPr>
+        <w:t>getBalance(){</w:t>
       </w:r>
       <w:proofErr w:type="gramEnd"/>
     </w:p>
@@ -791,7 +731,6 @@
         </w:rPr>
         <w:t xml:space="preserve">package </w:t>
       </w:r>
-      <w:proofErr w:type="spellStart"/>
       <w:proofErr w:type="gramStart"/>
       <w:r>
         <w:rPr>
@@ -819,7 +758,6 @@
         </w:rPr>
         <w:t>account.Contoller</w:t>
       </w:r>
-      <w:proofErr w:type="spellEnd"/>
       <w:proofErr w:type="gramEnd"/>
       <w:r>
         <w:rPr>
@@ -846,7 +784,6 @@
         </w:rPr>
         <w:t xml:space="preserve">import </w:t>
       </w:r>
-      <w:proofErr w:type="spellStart"/>
       <w:proofErr w:type="gramStart"/>
       <w:r>
         <w:rPr>
@@ -874,7 +811,6 @@
         </w:rPr>
         <w:t>account.Model.Account</w:t>
       </w:r>
-      <w:proofErr w:type="spellEnd"/>
       <w:proofErr w:type="gramEnd"/>
       <w:r>
         <w:rPr>
@@ -901,7 +837,6 @@
         </w:rPr>
         <w:t xml:space="preserve">import </w:t>
       </w:r>
-      <w:proofErr w:type="spellStart"/>
       <w:proofErr w:type="gramStart"/>
       <w:r>
         <w:rPr>
@@ -929,7 +864,6 @@
         </w:rPr>
         <w:t>http.ResponseEntity</w:t>
       </w:r>
-      <w:proofErr w:type="spellEnd"/>
       <w:proofErr w:type="gramEnd"/>
       <w:r>
         <w:rPr>
@@ -956,7 +890,6 @@
         </w:rPr>
         <w:t xml:space="preserve">import </w:t>
       </w:r>
-      <w:proofErr w:type="spellStart"/>
       <w:proofErr w:type="gramStart"/>
       <w:r>
         <w:rPr>
@@ -984,7 +917,6 @@
         </w:rPr>
         <w:t>annotation.GetMapping</w:t>
       </w:r>
-      <w:proofErr w:type="spellEnd"/>
       <w:proofErr w:type="gramEnd"/>
       <w:r>
         <w:rPr>
@@ -1011,7 +943,6 @@
         </w:rPr>
         <w:t xml:space="preserve">import </w:t>
       </w:r>
-      <w:proofErr w:type="spellStart"/>
       <w:proofErr w:type="gramStart"/>
       <w:r>
         <w:rPr>
@@ -1039,7 +970,6 @@
         </w:rPr>
         <w:t>annotation.PathVariable</w:t>
       </w:r>
-      <w:proofErr w:type="spellEnd"/>
       <w:proofErr w:type="gramEnd"/>
       <w:r>
         <w:rPr>
@@ -1066,7 +996,6 @@
         </w:rPr>
         <w:t xml:space="preserve">import </w:t>
       </w:r>
-      <w:proofErr w:type="spellStart"/>
       <w:proofErr w:type="gramStart"/>
       <w:r>
         <w:rPr>
@@ -1094,7 +1023,6 @@
         </w:rPr>
         <w:t>annotation.RequestMapping</w:t>
       </w:r>
-      <w:proofErr w:type="spellEnd"/>
       <w:proofErr w:type="gramEnd"/>
       <w:r>
         <w:rPr>
@@ -1121,7 +1049,6 @@
         </w:rPr>
         <w:t xml:space="preserve">import </w:t>
       </w:r>
-      <w:proofErr w:type="spellStart"/>
       <w:proofErr w:type="gramStart"/>
       <w:r>
         <w:rPr>
@@ -1149,7 +1076,6 @@
         </w:rPr>
         <w:t>annotation.RestController</w:t>
       </w:r>
-      <w:proofErr w:type="spellEnd"/>
       <w:proofErr w:type="gramEnd"/>
       <w:r>
         <w:rPr>
@@ -1208,25 +1134,7 @@
           <w:sz w:val="32"/>
           <w:szCs w:val="32"/>
         </w:rPr>
-        <w:t xml:space="preserve">public class </w:t>
-      </w:r>
-      <w:proofErr w:type="spellStart"/>
-      <w:r>
-        <w:rPr>
-          <w:rFonts w:ascii="Times New Roman" w:hAnsi="Times New Roman" w:cs="Times New Roman"/>
-          <w:sz w:val="32"/>
-          <w:szCs w:val="32"/>
-        </w:rPr>
-        <w:t>AccountController</w:t>
-      </w:r>
-      <w:proofErr w:type="spellEnd"/>
-      <w:r>
-        <w:rPr>
-          <w:rFonts w:ascii="Times New Roman" w:hAnsi="Times New Roman" w:cs="Times New Roman"/>
-          <w:sz w:val="32"/>
-          <w:szCs w:val="32"/>
-        </w:rPr>
-        <w:t xml:space="preserve"> {</w:t>
+        <w:t>public class AccountController {</w:t>
       </w:r>
     </w:p>
     <w:p>
@@ -1262,24 +1170,14 @@
         </w:rPr>
         <w:t xml:space="preserve">    public Account </w:t>
       </w:r>
-      <w:proofErr w:type="spellStart"/>
-      <w:proofErr w:type="gramStart"/>
-      <w:r>
-        <w:rPr>
-          <w:rFonts w:ascii="Times New Roman" w:hAnsi="Times New Roman" w:cs="Times New Roman"/>
-          <w:sz w:val="32"/>
-          <w:szCs w:val="32"/>
-        </w:rPr>
-        <w:t>getAccountDetails</w:t>
-      </w:r>
-      <w:proofErr w:type="spellEnd"/>
-      <w:r>
-        <w:rPr>
-          <w:rFonts w:ascii="Times New Roman" w:hAnsi="Times New Roman" w:cs="Times New Roman"/>
-          <w:sz w:val="32"/>
-          <w:szCs w:val="32"/>
-        </w:rPr>
-        <w:t>(</w:t>
+      <w:proofErr w:type="gramStart"/>
+      <w:r>
+        <w:rPr>
+          <w:rFonts w:ascii="Times New Roman" w:hAnsi="Times New Roman" w:cs="Times New Roman"/>
+          <w:sz w:val="32"/>
+          <w:szCs w:val="32"/>
+        </w:rPr>
+        <w:t>getAccountDetails(</w:t>
       </w:r>
       <w:proofErr w:type="gramEnd"/>
       <w:r>
@@ -1574,7 +1472,6 @@
         </w:rPr>
         <w:t xml:space="preserve">package </w:t>
       </w:r>
-      <w:proofErr w:type="spellStart"/>
       <w:proofErr w:type="gramStart"/>
       <w:r>
         <w:rPr>
@@ -1602,7 +1499,6 @@
         </w:rPr>
         <w:t>loan.Model</w:t>
       </w:r>
-      <w:proofErr w:type="spellEnd"/>
       <w:proofErr w:type="gramEnd"/>
       <w:r>
         <w:rPr>
@@ -1695,25 +1591,7 @@
           <w:sz w:val="32"/>
           <w:szCs w:val="32"/>
         </w:rPr>
-        <w:t xml:space="preserve">    private double </w:t>
-      </w:r>
-      <w:proofErr w:type="spellStart"/>
-      <w:r>
-        <w:rPr>
-          <w:rFonts w:ascii="Times New Roman" w:hAnsi="Times New Roman" w:cs="Times New Roman"/>
-          <w:sz w:val="32"/>
-          <w:szCs w:val="32"/>
-        </w:rPr>
-        <w:t>emi</w:t>
-      </w:r>
-      <w:proofErr w:type="spellEnd"/>
-      <w:r>
-        <w:rPr>
-          <w:rFonts w:ascii="Times New Roman" w:hAnsi="Times New Roman" w:cs="Times New Roman"/>
-          <w:sz w:val="32"/>
-          <w:szCs w:val="32"/>
-        </w:rPr>
-        <w:t>;</w:t>
+        <w:t xml:space="preserve">    private double emi;</w:t>
       </w:r>
     </w:p>
     <w:p>
@@ -1765,25 +1643,7 @@
           <w:sz w:val="32"/>
           <w:szCs w:val="32"/>
         </w:rPr>
-        <w:t xml:space="preserve">String number, String type, double loan, double </w:t>
-      </w:r>
-      <w:proofErr w:type="spellStart"/>
-      <w:r>
-        <w:rPr>
-          <w:rFonts w:ascii="Times New Roman" w:hAnsi="Times New Roman" w:cs="Times New Roman"/>
-          <w:sz w:val="32"/>
-          <w:szCs w:val="32"/>
-        </w:rPr>
-        <w:t>emi</w:t>
-      </w:r>
-      <w:proofErr w:type="spellEnd"/>
-      <w:r>
-        <w:rPr>
-          <w:rFonts w:ascii="Times New Roman" w:hAnsi="Times New Roman" w:cs="Times New Roman"/>
-          <w:sz w:val="32"/>
-          <w:szCs w:val="32"/>
-        </w:rPr>
-        <w:t>, int tenure) {</w:t>
+        <w:t>String number, String type, double loan, double emi, int tenure) {</w:t>
       </w:r>
     </w:p>
     <w:p>
@@ -1803,7 +1663,6 @@
         <w:lastRenderedPageBreak/>
         <w:t xml:space="preserve">        </w:t>
       </w:r>
-      <w:proofErr w:type="spellStart"/>
       <w:proofErr w:type="gramStart"/>
       <w:r>
         <w:rPr>
@@ -1813,7 +1672,6 @@
         </w:rPr>
         <w:t>this.number</w:t>
       </w:r>
-      <w:proofErr w:type="spellEnd"/>
       <w:proofErr w:type="gramEnd"/>
       <w:r>
         <w:rPr>
@@ -1840,7 +1698,6 @@
         </w:rPr>
         <w:t xml:space="preserve">        </w:t>
       </w:r>
-      <w:proofErr w:type="spellStart"/>
       <w:proofErr w:type="gramStart"/>
       <w:r>
         <w:rPr>
@@ -1850,7 +1707,6 @@
         </w:rPr>
         <w:t>this.type</w:t>
       </w:r>
-      <w:proofErr w:type="spellEnd"/>
       <w:proofErr w:type="gramEnd"/>
       <w:r>
         <w:rPr>
@@ -1877,7 +1733,6 @@
         </w:rPr>
         <w:t xml:space="preserve">        </w:t>
       </w:r>
-      <w:proofErr w:type="spellStart"/>
       <w:proofErr w:type="gramStart"/>
       <w:r>
         <w:rPr>
@@ -1887,7 +1742,6 @@
         </w:rPr>
         <w:t>this.loan</w:t>
       </w:r>
-      <w:proofErr w:type="spellEnd"/>
       <w:proofErr w:type="gramEnd"/>
       <w:r>
         <w:rPr>
@@ -1912,62 +1766,25 @@
           <w:sz w:val="32"/>
           <w:szCs w:val="32"/>
         </w:rPr>
+        <w:t xml:space="preserve">        this.emi = emi;</w:t>
+      </w:r>
+    </w:p>
+    <w:p>
+      <w:pPr>
+        <w:rPr>
+          <w:rFonts w:ascii="Times New Roman" w:hAnsi="Times New Roman" w:cs="Times New Roman"/>
+          <w:sz w:val="32"/>
+          <w:szCs w:val="32"/>
+        </w:rPr>
+      </w:pPr>
+      <w:r>
+        <w:rPr>
+          <w:rFonts w:ascii="Times New Roman" w:hAnsi="Times New Roman" w:cs="Times New Roman"/>
+          <w:sz w:val="32"/>
+          <w:szCs w:val="32"/>
+        </w:rPr>
         <w:t xml:space="preserve">        </w:t>
       </w:r>
-      <w:proofErr w:type="spellStart"/>
-      <w:r>
-        <w:rPr>
-          <w:rFonts w:ascii="Times New Roman" w:hAnsi="Times New Roman" w:cs="Times New Roman"/>
-          <w:sz w:val="32"/>
-          <w:szCs w:val="32"/>
-        </w:rPr>
-        <w:t>this.emi</w:t>
-      </w:r>
-      <w:proofErr w:type="spellEnd"/>
-      <w:r>
-        <w:rPr>
-          <w:rFonts w:ascii="Times New Roman" w:hAnsi="Times New Roman" w:cs="Times New Roman"/>
-          <w:sz w:val="32"/>
-          <w:szCs w:val="32"/>
-        </w:rPr>
-        <w:t xml:space="preserve"> = </w:t>
-      </w:r>
-      <w:proofErr w:type="spellStart"/>
-      <w:r>
-        <w:rPr>
-          <w:rFonts w:ascii="Times New Roman" w:hAnsi="Times New Roman" w:cs="Times New Roman"/>
-          <w:sz w:val="32"/>
-          <w:szCs w:val="32"/>
-        </w:rPr>
-        <w:t>emi</w:t>
-      </w:r>
-      <w:proofErr w:type="spellEnd"/>
-      <w:r>
-        <w:rPr>
-          <w:rFonts w:ascii="Times New Roman" w:hAnsi="Times New Roman" w:cs="Times New Roman"/>
-          <w:sz w:val="32"/>
-          <w:szCs w:val="32"/>
-        </w:rPr>
-        <w:t>;</w:t>
-      </w:r>
-    </w:p>
-    <w:p>
-      <w:pPr>
-        <w:rPr>
-          <w:rFonts w:ascii="Times New Roman" w:hAnsi="Times New Roman" w:cs="Times New Roman"/>
-          <w:sz w:val="32"/>
-          <w:szCs w:val="32"/>
-        </w:rPr>
-      </w:pPr>
-      <w:r>
-        <w:rPr>
-          <w:rFonts w:ascii="Times New Roman" w:hAnsi="Times New Roman" w:cs="Times New Roman"/>
-          <w:sz w:val="32"/>
-          <w:szCs w:val="32"/>
-        </w:rPr>
-        <w:t xml:space="preserve">        </w:t>
-      </w:r>
-      <w:proofErr w:type="spellStart"/>
       <w:proofErr w:type="gramStart"/>
       <w:r>
         <w:rPr>
@@ -1977,7 +1794,6 @@
         </w:rPr>
         <w:t>this.tenure</w:t>
       </w:r>
-      <w:proofErr w:type="spellEnd"/>
       <w:proofErr w:type="gramEnd"/>
       <w:r>
         <w:rPr>
@@ -2021,24 +1837,14 @@
         </w:rPr>
         <w:t xml:space="preserve">    public String </w:t>
       </w:r>
-      <w:proofErr w:type="spellStart"/>
-      <w:proofErr w:type="gramStart"/>
-      <w:r>
-        <w:rPr>
-          <w:rFonts w:ascii="Times New Roman" w:hAnsi="Times New Roman" w:cs="Times New Roman"/>
-          <w:sz w:val="32"/>
-          <w:szCs w:val="32"/>
-        </w:rPr>
-        <w:t>getNumber</w:t>
-      </w:r>
-      <w:proofErr w:type="spellEnd"/>
-      <w:r>
-        <w:rPr>
-          <w:rFonts w:ascii="Times New Roman" w:hAnsi="Times New Roman" w:cs="Times New Roman"/>
-          <w:sz w:val="32"/>
-          <w:szCs w:val="32"/>
-        </w:rPr>
-        <w:t>(</w:t>
+      <w:proofErr w:type="gramStart"/>
+      <w:r>
+        <w:rPr>
+          <w:rFonts w:ascii="Times New Roman" w:hAnsi="Times New Roman" w:cs="Times New Roman"/>
+          <w:sz w:val="32"/>
+          <w:szCs w:val="32"/>
+        </w:rPr>
+        <w:t>getNumber(</w:t>
       </w:r>
       <w:proofErr w:type="gramEnd"/>
       <w:r>
@@ -2100,24 +1906,14 @@
         </w:rPr>
         <w:t xml:space="preserve">    public String </w:t>
       </w:r>
-      <w:proofErr w:type="spellStart"/>
-      <w:proofErr w:type="gramStart"/>
-      <w:r>
-        <w:rPr>
-          <w:rFonts w:ascii="Times New Roman" w:hAnsi="Times New Roman" w:cs="Times New Roman"/>
-          <w:sz w:val="32"/>
-          <w:szCs w:val="32"/>
-        </w:rPr>
-        <w:t>getType</w:t>
-      </w:r>
-      <w:proofErr w:type="spellEnd"/>
-      <w:r>
-        <w:rPr>
-          <w:rFonts w:ascii="Times New Roman" w:hAnsi="Times New Roman" w:cs="Times New Roman"/>
-          <w:sz w:val="32"/>
-          <w:szCs w:val="32"/>
-        </w:rPr>
-        <w:t>(</w:t>
+      <w:proofErr w:type="gramStart"/>
+      <w:r>
+        <w:rPr>
+          <w:rFonts w:ascii="Times New Roman" w:hAnsi="Times New Roman" w:cs="Times New Roman"/>
+          <w:sz w:val="32"/>
+          <w:szCs w:val="32"/>
+        </w:rPr>
+        <w:t>getType(</w:t>
       </w:r>
       <w:proofErr w:type="gramEnd"/>
       <w:r>
@@ -2179,24 +1975,14 @@
         </w:rPr>
         <w:t xml:space="preserve">    public double </w:t>
       </w:r>
-      <w:proofErr w:type="spellStart"/>
-      <w:proofErr w:type="gramStart"/>
-      <w:r>
-        <w:rPr>
-          <w:rFonts w:ascii="Times New Roman" w:hAnsi="Times New Roman" w:cs="Times New Roman"/>
-          <w:sz w:val="32"/>
-          <w:szCs w:val="32"/>
-        </w:rPr>
-        <w:t>getLoan</w:t>
-      </w:r>
-      <w:proofErr w:type="spellEnd"/>
-      <w:r>
-        <w:rPr>
-          <w:rFonts w:ascii="Times New Roman" w:hAnsi="Times New Roman" w:cs="Times New Roman"/>
-          <w:sz w:val="32"/>
-          <w:szCs w:val="32"/>
-        </w:rPr>
-        <w:t>(</w:t>
+      <w:proofErr w:type="gramStart"/>
+      <w:r>
+        <w:rPr>
+          <w:rFonts w:ascii="Times New Roman" w:hAnsi="Times New Roman" w:cs="Times New Roman"/>
+          <w:sz w:val="32"/>
+          <w:szCs w:val="32"/>
+        </w:rPr>
+        <w:t>getLoan(</w:t>
       </w:r>
       <w:proofErr w:type="gramEnd"/>
       <w:r>
@@ -2258,24 +2044,14 @@
         </w:rPr>
         <w:t xml:space="preserve">    public double </w:t>
       </w:r>
-      <w:proofErr w:type="spellStart"/>
-      <w:proofErr w:type="gramStart"/>
-      <w:r>
-        <w:rPr>
-          <w:rFonts w:ascii="Times New Roman" w:hAnsi="Times New Roman" w:cs="Times New Roman"/>
-          <w:sz w:val="32"/>
-          <w:szCs w:val="32"/>
-        </w:rPr>
-        <w:t>getEmi</w:t>
-      </w:r>
-      <w:proofErr w:type="spellEnd"/>
-      <w:r>
-        <w:rPr>
-          <w:rFonts w:ascii="Times New Roman" w:hAnsi="Times New Roman" w:cs="Times New Roman"/>
-          <w:sz w:val="32"/>
-          <w:szCs w:val="32"/>
-        </w:rPr>
-        <w:t>(</w:t>
+      <w:proofErr w:type="gramStart"/>
+      <w:r>
+        <w:rPr>
+          <w:rFonts w:ascii="Times New Roman" w:hAnsi="Times New Roman" w:cs="Times New Roman"/>
+          <w:sz w:val="32"/>
+          <w:szCs w:val="32"/>
+        </w:rPr>
+        <w:t>getEmi(</w:t>
       </w:r>
       <w:proofErr w:type="gramEnd"/>
       <w:r>
@@ -2301,25 +2077,7 @@
           <w:sz w:val="32"/>
           <w:szCs w:val="32"/>
         </w:rPr>
-        <w:t xml:space="preserve">        return </w:t>
-      </w:r>
-      <w:proofErr w:type="spellStart"/>
-      <w:r>
-        <w:rPr>
-          <w:rFonts w:ascii="Times New Roman" w:hAnsi="Times New Roman" w:cs="Times New Roman"/>
-          <w:sz w:val="32"/>
-          <w:szCs w:val="32"/>
-        </w:rPr>
-        <w:t>emi</w:t>
-      </w:r>
-      <w:proofErr w:type="spellEnd"/>
-      <w:r>
-        <w:rPr>
-          <w:rFonts w:ascii="Times New Roman" w:hAnsi="Times New Roman" w:cs="Times New Roman"/>
-          <w:sz w:val="32"/>
-          <w:szCs w:val="32"/>
-        </w:rPr>
-        <w:t>;</w:t>
+        <w:t xml:space="preserve">        return emi;</w:t>
       </w:r>
     </w:p>
     <w:p>
@@ -2355,24 +2113,14 @@
         </w:rPr>
         <w:t xml:space="preserve">    public int </w:t>
       </w:r>
-      <w:proofErr w:type="spellStart"/>
-      <w:proofErr w:type="gramStart"/>
-      <w:r>
-        <w:rPr>
-          <w:rFonts w:ascii="Times New Roman" w:hAnsi="Times New Roman" w:cs="Times New Roman"/>
-          <w:sz w:val="32"/>
-          <w:szCs w:val="32"/>
-        </w:rPr>
-        <w:t>getTenure</w:t>
-      </w:r>
-      <w:proofErr w:type="spellEnd"/>
-      <w:r>
-        <w:rPr>
-          <w:rFonts w:ascii="Times New Roman" w:hAnsi="Times New Roman" w:cs="Times New Roman"/>
-          <w:sz w:val="32"/>
-          <w:szCs w:val="32"/>
-        </w:rPr>
-        <w:t>(</w:t>
+      <w:proofErr w:type="gramStart"/>
+      <w:r>
+        <w:rPr>
+          <w:rFonts w:ascii="Times New Roman" w:hAnsi="Times New Roman" w:cs="Times New Roman"/>
+          <w:sz w:val="32"/>
+          <w:szCs w:val="32"/>
+        </w:rPr>
+        <w:t>getTenure(</w:t>
       </w:r>
       <w:proofErr w:type="gramEnd"/>
       <w:r>
@@ -2527,18 +2275,53 @@
           <w:sz w:val="32"/>
           <w:szCs w:val="32"/>
         </w:rPr>
-        <w:t xml:space="preserve">package </w:t>
-      </w:r>
-      <w:proofErr w:type="spellStart"/>
-      <w:r>
-        <w:rPr>
-          <w:rFonts w:ascii="Times New Roman" w:hAnsi="Times New Roman" w:cs="Times New Roman"/>
-          <w:sz w:val="32"/>
-          <w:szCs w:val="32"/>
-        </w:rPr>
-        <w:t>com.cognizant.loan.Controller</w:t>
-      </w:r>
-      <w:proofErr w:type="spellEnd"/>
+        <w:t>package com.cognizant.loan.Controller;</w:t>
+      </w:r>
+    </w:p>
+    <w:p>
+      <w:pPr>
+        <w:rPr>
+          <w:rFonts w:ascii="Times New Roman" w:hAnsi="Times New Roman" w:cs="Times New Roman"/>
+          <w:sz w:val="32"/>
+          <w:szCs w:val="32"/>
+        </w:rPr>
+      </w:pPr>
+      <w:r>
+        <w:rPr>
+          <w:rFonts w:ascii="Times New Roman" w:hAnsi="Times New Roman" w:cs="Times New Roman"/>
+          <w:sz w:val="32"/>
+          <w:szCs w:val="32"/>
+        </w:rPr>
+        <w:t xml:space="preserve">import </w:t>
+      </w:r>
+      <w:proofErr w:type="gramStart"/>
+      <w:r>
+        <w:rPr>
+          <w:rFonts w:ascii="Times New Roman" w:hAnsi="Times New Roman" w:cs="Times New Roman"/>
+          <w:sz w:val="32"/>
+          <w:szCs w:val="32"/>
+        </w:rPr>
+        <w:t>com.cognizant</w:t>
+      </w:r>
+      <w:proofErr w:type="gramEnd"/>
+      <w:r>
+        <w:rPr>
+          <w:rFonts w:ascii="Times New Roman" w:hAnsi="Times New Roman" w:cs="Times New Roman"/>
+          <w:sz w:val="32"/>
+          <w:szCs w:val="32"/>
+        </w:rPr>
+        <w:t>.</w:t>
+      </w:r>
+      <w:proofErr w:type="gramStart"/>
+      <w:r>
+        <w:rPr>
+          <w:rFonts w:ascii="Times New Roman" w:hAnsi="Times New Roman" w:cs="Times New Roman"/>
+          <w:sz w:val="32"/>
+          <w:szCs w:val="32"/>
+        </w:rPr>
+        <w:t>loan.Model.Account</w:t>
+      </w:r>
+      <w:proofErr w:type="gramEnd"/>
       <w:r>
         <w:rPr>
           <w:rFonts w:ascii="Times New Roman" w:hAnsi="Times New Roman" w:cs="Times New Roman"/>
@@ -2564,15 +2347,14 @@
         </w:rPr>
         <w:t xml:space="preserve">import </w:t>
       </w:r>
-      <w:proofErr w:type="spellStart"/>
-      <w:proofErr w:type="gramStart"/>
-      <w:r>
-        <w:rPr>
-          <w:rFonts w:ascii="Times New Roman" w:hAnsi="Times New Roman" w:cs="Times New Roman"/>
-          <w:sz w:val="32"/>
-          <w:szCs w:val="32"/>
-        </w:rPr>
-        <w:t>com.cognizant</w:t>
+      <w:proofErr w:type="gramStart"/>
+      <w:r>
+        <w:rPr>
+          <w:rFonts w:ascii="Times New Roman" w:hAnsi="Times New Roman" w:cs="Times New Roman"/>
+          <w:sz w:val="32"/>
+          <w:szCs w:val="32"/>
+        </w:rPr>
+        <w:t>org.springframework.web.bind</w:t>
       </w:r>
       <w:proofErr w:type="gramEnd"/>
       <w:r>
@@ -2590,9 +2372,8 @@
           <w:sz w:val="32"/>
           <w:szCs w:val="32"/>
         </w:rPr>
-        <w:t>loan.Model.Account</w:t>
-      </w:r>
-      <w:proofErr w:type="spellEnd"/>
+        <w:t>annotation.GetMapping</w:t>
+      </w:r>
       <w:proofErr w:type="gramEnd"/>
       <w:r>
         <w:rPr>
@@ -2619,7 +2400,6 @@
         </w:rPr>
         <w:t xml:space="preserve">import </w:t>
       </w:r>
-      <w:proofErr w:type="spellStart"/>
       <w:proofErr w:type="gramStart"/>
       <w:r>
         <w:rPr>
@@ -2645,9 +2425,8 @@
           <w:sz w:val="32"/>
           <w:szCs w:val="32"/>
         </w:rPr>
-        <w:t>annotation.GetMapping</w:t>
-      </w:r>
-      <w:proofErr w:type="spellEnd"/>
+        <w:t>annotation.PathVariable</w:t>
+      </w:r>
       <w:proofErr w:type="gramEnd"/>
       <w:r>
         <w:rPr>
@@ -2674,7 +2453,6 @@
         </w:rPr>
         <w:t xml:space="preserve">import </w:t>
       </w:r>
-      <w:proofErr w:type="spellStart"/>
       <w:proofErr w:type="gramStart"/>
       <w:r>
         <w:rPr>
@@ -2700,9 +2478,8 @@
           <w:sz w:val="32"/>
           <w:szCs w:val="32"/>
         </w:rPr>
-        <w:t>annotation.PathVariable</w:t>
-      </w:r>
-      <w:proofErr w:type="spellEnd"/>
+        <w:t>annotation.RequestMapping</w:t>
+      </w:r>
       <w:proofErr w:type="gramEnd"/>
       <w:r>
         <w:rPr>
@@ -2729,7 +2506,6 @@
         </w:rPr>
         <w:t xml:space="preserve">import </w:t>
       </w:r>
-      <w:proofErr w:type="spellStart"/>
       <w:proofErr w:type="gramStart"/>
       <w:r>
         <w:rPr>
@@ -2755,9 +2531,8 @@
           <w:sz w:val="32"/>
           <w:szCs w:val="32"/>
         </w:rPr>
-        <w:t>annotation.RequestMapping</w:t>
-      </w:r>
-      <w:proofErr w:type="spellEnd"/>
+        <w:t>annotation.RestController</w:t>
+      </w:r>
       <w:proofErr w:type="gramEnd"/>
       <w:r>
         <w:rPr>
@@ -2782,61 +2557,6 @@
           <w:sz w:val="32"/>
           <w:szCs w:val="32"/>
         </w:rPr>
-        <w:t xml:space="preserve">import </w:t>
-      </w:r>
-      <w:proofErr w:type="spellStart"/>
-      <w:proofErr w:type="gramStart"/>
-      <w:r>
-        <w:rPr>
-          <w:rFonts w:ascii="Times New Roman" w:hAnsi="Times New Roman" w:cs="Times New Roman"/>
-          <w:sz w:val="32"/>
-          <w:szCs w:val="32"/>
-        </w:rPr>
-        <w:t>org.springframework.web.bind</w:t>
-      </w:r>
-      <w:proofErr w:type="gramEnd"/>
-      <w:r>
-        <w:rPr>
-          <w:rFonts w:ascii="Times New Roman" w:hAnsi="Times New Roman" w:cs="Times New Roman"/>
-          <w:sz w:val="32"/>
-          <w:szCs w:val="32"/>
-        </w:rPr>
-        <w:t>.</w:t>
-      </w:r>
-      <w:proofErr w:type="gramStart"/>
-      <w:r>
-        <w:rPr>
-          <w:rFonts w:ascii="Times New Roman" w:hAnsi="Times New Roman" w:cs="Times New Roman"/>
-          <w:sz w:val="32"/>
-          <w:szCs w:val="32"/>
-        </w:rPr>
-        <w:t>annotation.RestController</w:t>
-      </w:r>
-      <w:proofErr w:type="spellEnd"/>
-      <w:proofErr w:type="gramEnd"/>
-      <w:r>
-        <w:rPr>
-          <w:rFonts w:ascii="Times New Roman" w:hAnsi="Times New Roman" w:cs="Times New Roman"/>
-          <w:sz w:val="32"/>
-          <w:szCs w:val="32"/>
-        </w:rPr>
-        <w:t>;</w:t>
-      </w:r>
-    </w:p>
-    <w:p>
-      <w:pPr>
-        <w:rPr>
-          <w:rFonts w:ascii="Times New Roman" w:hAnsi="Times New Roman" w:cs="Times New Roman"/>
-          <w:sz w:val="32"/>
-          <w:szCs w:val="32"/>
-        </w:rPr>
-      </w:pPr>
-      <w:r>
-        <w:rPr>
-          <w:rFonts w:ascii="Times New Roman" w:hAnsi="Times New Roman" w:cs="Times New Roman"/>
-          <w:sz w:val="32"/>
-          <w:szCs w:val="32"/>
-        </w:rPr>
         <w:t>@RestController</w:t>
       </w:r>
     </w:p>
@@ -2871,25 +2591,7 @@
           <w:sz w:val="32"/>
           <w:szCs w:val="32"/>
         </w:rPr>
-        <w:t xml:space="preserve">public class </w:t>
-      </w:r>
-      <w:proofErr w:type="spellStart"/>
-      <w:r>
-        <w:rPr>
-          <w:rFonts w:ascii="Times New Roman" w:hAnsi="Times New Roman" w:cs="Times New Roman"/>
-          <w:sz w:val="32"/>
-          <w:szCs w:val="32"/>
-        </w:rPr>
-        <w:t>LoanController</w:t>
-      </w:r>
-      <w:proofErr w:type="spellEnd"/>
-      <w:r>
-        <w:rPr>
-          <w:rFonts w:ascii="Times New Roman" w:hAnsi="Times New Roman" w:cs="Times New Roman"/>
-          <w:sz w:val="32"/>
-          <w:szCs w:val="32"/>
-        </w:rPr>
-        <w:t xml:space="preserve"> {</w:t>
+        <w:t>public class LoanController {</w:t>
       </w:r>
     </w:p>
     <w:p>
@@ -2925,24 +2627,14 @@
         </w:rPr>
         <w:t xml:space="preserve">    public Account </w:t>
       </w:r>
-      <w:proofErr w:type="spellStart"/>
-      <w:proofErr w:type="gramStart"/>
-      <w:r>
-        <w:rPr>
-          <w:rFonts w:ascii="Times New Roman" w:hAnsi="Times New Roman" w:cs="Times New Roman"/>
-          <w:sz w:val="32"/>
-          <w:szCs w:val="32"/>
-        </w:rPr>
-        <w:t>getLoan</w:t>
-      </w:r>
-      <w:proofErr w:type="spellEnd"/>
-      <w:r>
-        <w:rPr>
-          <w:rFonts w:ascii="Times New Roman" w:hAnsi="Times New Roman" w:cs="Times New Roman"/>
-          <w:sz w:val="32"/>
-          <w:szCs w:val="32"/>
-        </w:rPr>
-        <w:t>(</w:t>
+      <w:proofErr w:type="gramStart"/>
+      <w:r>
+        <w:rPr>
+          <w:rFonts w:ascii="Times New Roman" w:hAnsi="Times New Roman" w:cs="Times New Roman"/>
+          <w:sz w:val="32"/>
+          <w:szCs w:val="32"/>
+        </w:rPr>
+        <w:t>getLoan(</w:t>
       </w:r>
       <w:proofErr w:type="gramEnd"/>
       <w:r>
